--- a/docs/flucase/flucase测试教程_GD医生_20261016.docx
+++ b/docs/flucase/flucase测试教程_GD医生_20261016.docx
@@ -371,7 +371,7 @@
                 <w:sz w:val="19"/>
                 <w:szCs w:val="19"/>
               </w:rPr>
-              <w:t xml:space="preserve">本机正式模式、虚构数据，flucase main 51beaca</w:t>
+              <w:t xml:space="preserve">本机正式模式、虚构数据，flucase fix/t0-r4-20261016 470cae9</w:t>
             </w:r>
           </w:p>
         </w:tc>
@@ -463,7 +463,7 @@
           <w:sz w:val="21"/>
           <w:szCs w:val="21"/>
         </w:rPr>
-        <w:t xml:space="preserve">4　本次测试发现、与 GD 医生有关的问题</w:t>
+        <w:t xml:space="preserve">4　2026-10-16 测试发现的问题：已修复</w:t>
       </w:r>
     </w:p>
     <w:p>
@@ -482,7 +482,7 @@
           <w:sz w:val="17"/>
           <w:szCs w:val="17"/>
         </w:rPr>
-        <w:t xml:space="preserve">截图来自 2026-10-16 的本机正式模式测试（flucase main 51beaca，FLUCASE_ENV=prod），病例、姓名、编号全部虚构，本文不含任何真实病例。真实数据测试时只回报计数、问题代码、页面现象和原表列名，不发病例内容，也不发带病例信息的截图。</w:t>
+        <w:t xml:space="preserve">截图来自 2026-10-16 测试问题修复后的本机正式模式测试（flucase fix/t0-r4-20261016 470cae9，FLUCASE_ENV=prod），病例、姓名、编号全部虚构，本文不含任何真实病例。真实数据测试时只回报计数、问题代码、页面现象和原表列名，不发病例内容，也不发带病例信息的截图。</w:t>
       </w:r>
     </w:p>
     <w:p>
@@ -668,7 +668,7 @@
                 <w:sz w:val="19"/>
                 <w:szCs w:val="19"/>
               </w:rPr>
-              <w:t xml:space="preserve"> 建好，把用户名和初始密码当面或电话告诉你。忘了密码找研究者重设；连续输错 5 次要等 15 分钟</w:t>
+              <w:t xml:space="preserve"> 建好，把用户名和初始密码当面或电话告诉你。忘了密码找研究者重设；同一账号连续输错 5 次，这个账号要等 15 分钟（不影响别人）</w:t>
             </w:r>
           </w:p>
         </w:tc>
@@ -1301,7 +1301,7 @@
                 <w:sz w:val="20"/>
                 <w:szCs w:val="20"/>
               </w:rPr>
-              <w:t xml:space="preserve">页面上没有“演示”“只含虚构数据”字样（正式模式）</w:t>
+              <w:t xml:space="preserve">页面上没有“演示”“只含虚构数据”字样（正式模式）；登录页的用户名框是空的</w:t>
             </w:r>
           </w:p>
         </w:tc>
@@ -1373,93 +1373,6 @@
         <w:t xml:space="preserve">图 1　第一次登录后的“我的中心”</w:t>
       </w:r>
     </w:p>
-    <w:tbl>
-      <w:tblPr>
-        <w:tblW w:type="dxa" w:w="9638"/>
-        <w:tblBorders>
-          <w:top w:val="single" w:color="auto" w:sz="4"/>
-          <w:left w:val="single" w:color="auto" w:sz="4"/>
-          <w:bottom w:val="single" w:color="auto" w:sz="4"/>
-          <w:right w:val="single" w:color="auto" w:sz="4"/>
-          <w:insideH w:val="single" w:color="auto" w:sz="4"/>
-          <w:insideV w:val="single" w:color="auto" w:sz="4"/>
-        </w:tblBorders>
-        <w:tblLayout w:type="fixed"/>
-      </w:tblPr>
-      <w:tblGrid>
-        <w:gridCol w:w="9638"/>
-      </w:tblGrid>
-      <w:tr>
-        <w:trPr>
-          <w:cantSplit/>
-        </w:trPr>
-        <w:tc>
-          <w:tcPr>
-            <w:tcW w:type="dxa" w:w="9638"/>
-            <w:tcBorders>
-              <w:top w:val="none" w:color="FFFFFF" w:sz="0"/>
-              <w:left w:val="single" w:color="E0A100" w:sz="24"/>
-              <w:bottom w:val="none" w:color="FFFFFF" w:sz="0"/>
-              <w:right w:val="none" w:color="FFFFFF" w:sz="0"/>
-            </w:tcBorders>
-            <w:shd w:fill="FFF3D6" w:color="auto" w:val="clear"/>
-            <w:tcMar>
-              <w:top w:type="dxa" w:w="80"/>
-              <w:left w:type="dxa" w:w="120"/>
-              <w:bottom w:type="dxa" w:w="80"/>
-              <w:right w:type="dxa" w:w="120"/>
-            </w:tcMar>
-          </w:tcPr>
-          <w:p>
-            <w:pPr>
-              <w:spacing w:after="60"/>
-            </w:pPr>
-            <w:r>
-              <w:rPr>
-                <w:b/>
-                <w:bCs/>
-                <w:sz w:val="20"/>
-                <w:szCs w:val="20"/>
-              </w:rPr>
-              <w:t xml:space="preserve">已知问题（本次测试发现，修复前会遇到）</w:t>
-            </w:r>
-          </w:p>
-          <w:p>
-            <w:pPr>
-              <w:spacing w:line="300"/>
-            </w:pPr>
-            <w:r>
-              <w:rPr>
-                <w:sz w:val="20"/>
-                <w:szCs w:val="20"/>
-              </w:rPr>
-              <w:t xml:space="preserve">登录页的用户名框默认填着 </w:t>
-            </w:r>
-            <w:r>
-              <w:rPr>
-                <w:rFonts w:ascii="Consolas" w:eastAsia="Microsoft YaHei" w:hAnsi="Consolas"/>
-                <w:sz w:val="20"/>
-                <w:szCs w:val="20"/>
-                <w:shd w:fill="F0EFEC" w:color="auto" w:val="clear"/>
-              </w:rPr>
-              <w:t xml:space="preserve">admin</w:t>
-            </w:r>
-            <w:r>
-              <w:rPr>
-                <w:sz w:val="20"/>
-                <w:szCs w:val="20"/>
-              </w:rPr>
-              <w:t xml:space="preserve">，要先删掉再输入自己的用户名。</w:t>
-            </w:r>
-          </w:p>
-        </w:tc>
-      </w:tr>
-    </w:tbl>
-    <w:p>
-      <w:pPr>
-        <w:spacing w:after="100" w:line="120"/>
-      </w:pPr>
-    </w:p>
     <w:p>
       <w:pPr>
         <w:pStyle w:val="Heading2"/>
@@ -1672,7 +1585,7 @@
       <w:r>
         <w:drawing>
           <wp:inline distT="0" distB="0" distL="0" distR="0">
-            <wp:extent cx="6096000" cy="3181350"/>
+            <wp:extent cx="6096000" cy="3810000"/>
             <wp:effectExtent t="0" r="0" b="0" l="0"/>
             <wp:docPr id="2" name="图 2　样例菜单（导入页底部“能直接认出的格式”表里也能下载）" descr="图 2　样例菜单（导入页底部“能直接认出的格式”表里也能下载）" title="图 2　样例菜单（导入页底部“能直接认出的格式”表里也能下载）"/>
             <wp:cNvGraphicFramePr>
@@ -1697,7 +1610,7 @@
                   <pic:spPr bwMode="auto">
                     <a:xfrm>
                       <a:off x="0" y="0"/>
-                      <a:ext cx="6096000" cy="3181350"/>
+                      <a:ext cx="6096000" cy="3810000"/>
                     </a:xfrm>
                     <a:prstGeom prst="rect">
                       <a:avLst/>
@@ -1866,7 +1779,7 @@
                 <w:sz w:val="20"/>
                 <w:szCs w:val="20"/>
               </w:rPr>
-              <w:t xml:space="preserve">“导入到”下拉选“练习（虚构样例）”</w:t>
+              <w:t xml:space="preserve">“导入到”下拉选“练习（虚构样例，不计入统计）”</w:t>
             </w:r>
           </w:p>
           <w:p>
@@ -1971,7 +1884,7 @@
       <w:r>
         <w:drawing>
           <wp:inline distT="0" distB="0" distL="0" distR="0">
-            <wp:extent cx="6096000" cy="3400425"/>
+            <wp:extent cx="6096000" cy="3810000"/>
             <wp:effectExtent t="0" r="0" b="0" l="0"/>
             <wp:docPr id="3" name="图 3　“导入到”下拉：本中心 + 练习中心" descr="图 3　“导入到”下拉：本中心 + 练习中心" title="图 3　“导入到”下拉：本中心 + 练习中心"/>
             <wp:cNvGraphicFramePr>
@@ -1996,7 +1909,7 @@
                   <pic:spPr bwMode="auto">
                     <a:xfrm>
                       <a:off x="0" y="0"/>
-                      <a:ext cx="6096000" cy="3400425"/>
+                      <a:ext cx="6096000" cy="3810000"/>
                     </a:xfrm>
                     <a:prstGeom prst="rect">
                       <a:avLst/>
@@ -3509,7 +3422,24 @@
                 <w:sz w:val="20"/>
                 <w:szCs w:val="20"/>
               </w:rPr>
-              <w:t xml:space="preserve">“下一步”提示处理 2 条问题；“数据完整度”里起病时间 0%（GD式 CRF 没有起病时间列，属正常）、本季流感疫苗 53.8%</w:t>
+              <w:t xml:space="preserve">“上次 …：新增 13、更新 0”的时间与回执上的确认时间一致（本地时间）</w:t>
+            </w:r>
+          </w:p>
+          <w:p>
+            <w:pPr>
+              <w:pStyle w:val="ListParagraph"/>
+              <w:numPr>
+                <w:ilvl w:val="0"/>
+                <w:numId w:val="2"/>
+              </w:numPr>
+              <w:spacing w:after="30" w:line="276"/>
+            </w:pPr>
+            <w:r>
+              <w:rPr>
+                <w:sz w:val="20"/>
+                <w:szCs w:val="20"/>
+              </w:rPr>
+              <w:t xml:space="preserve">“下一步”提示处理 2 条问题，并说明“GD式 CRF 表没有起病时间这一列（有病历时从主诉里读起病时长）”；“数据完整度”里起病时间 0%（属正常）、本季流感疫苗 53.8%</w:t>
             </w:r>
           </w:p>
         </w:tc>
@@ -3586,7 +3516,7 @@
       <w:r>
         <w:drawing>
           <wp:inline distT="0" distB="0" distL="0" distR="0">
-            <wp:extent cx="6096000" cy="3810000"/>
+            <wp:extent cx="6096000" cy="3409950"/>
             <wp:effectExtent t="0" r="0" b="0" l="0"/>
             <wp:docPr id="11" name="图 11　导入后的“我的中心”：已收集、待处理问题、下一步建议和数据完整度" descr="图 11　导入后的“我的中心”：已收集、待处理问题、下一步建议和数据完整度" title="图 11　导入后的“我的中心”：已收集、待处理问题、下一步建议和数据完整度"/>
             <wp:cNvGraphicFramePr>
@@ -3611,7 +3541,7 @@
                   <pic:spPr bwMode="auto">
                     <a:xfrm>
                       <a:off x="0" y="0"/>
-                      <a:ext cx="6096000" cy="3810000"/>
+                      <a:ext cx="6096000" cy="3409950"/>
                     </a:xfrm>
                     <a:prstGeom prst="rect">
                       <a:avLst/>
@@ -3637,77 +3567,6 @@
         </w:rPr>
         <w:t xml:space="preserve">图 11　导入后的“我的中心”：已收集、待处理问题、下一步建议和数据完整度</w:t>
       </w:r>
-    </w:p>
-    <w:tbl>
-      <w:tblPr>
-        <w:tblW w:type="dxa" w:w="9638"/>
-        <w:tblBorders>
-          <w:top w:val="single" w:color="auto" w:sz="4"/>
-          <w:left w:val="single" w:color="auto" w:sz="4"/>
-          <w:bottom w:val="single" w:color="auto" w:sz="4"/>
-          <w:right w:val="single" w:color="auto" w:sz="4"/>
-          <w:insideH w:val="single" w:color="auto" w:sz="4"/>
-          <w:insideV w:val="single" w:color="auto" w:sz="4"/>
-        </w:tblBorders>
-        <w:tblLayout w:type="fixed"/>
-      </w:tblPr>
-      <w:tblGrid>
-        <w:gridCol w:w="9638"/>
-      </w:tblGrid>
-      <w:tr>
-        <w:trPr>
-          <w:cantSplit/>
-        </w:trPr>
-        <w:tc>
-          <w:tcPr>
-            <w:tcW w:type="dxa" w:w="9638"/>
-            <w:tcBorders>
-              <w:top w:val="none" w:color="FFFFFF" w:sz="0"/>
-              <w:left w:val="single" w:color="E0A100" w:sz="24"/>
-              <w:bottom w:val="none" w:color="FFFFFF" w:sz="0"/>
-              <w:right w:val="none" w:color="FFFFFF" w:sz="0"/>
-            </w:tcBorders>
-            <w:shd w:fill="FFF3D6" w:color="auto" w:val="clear"/>
-            <w:tcMar>
-              <w:top w:type="dxa" w:w="80"/>
-              <w:left w:type="dxa" w:w="120"/>
-              <w:bottom w:type="dxa" w:w="80"/>
-              <w:right w:type="dxa" w:w="120"/>
-            </w:tcMar>
-          </w:tcPr>
-          <w:p>
-            <w:pPr>
-              <w:spacing w:after="60"/>
-            </w:pPr>
-            <w:r>
-              <w:rPr>
-                <w:b/>
-                <w:bCs/>
-                <w:sz w:val="20"/>
-                <w:szCs w:val="20"/>
-              </w:rPr>
-              <w:t xml:space="preserve">已知问题（本次测试发现，修复前会遇到）</w:t>
-            </w:r>
-          </w:p>
-          <w:p>
-            <w:pPr>
-              <w:spacing w:line="300"/>
-            </w:pPr>
-            <w:r>
-              <w:rPr>
-                <w:sz w:val="20"/>
-                <w:szCs w:val="20"/>
-              </w:rPr>
-              <w:t xml:space="preserve">“我的中心”的“上次 …：新增 …”显示的是 UTC 时间（服务器在国内时比北京时间早 8 小时）；回执和导入记录里的时间是对的。病例页“版本历史”“更正记录”里的时间也有同样的问题。</w:t>
-            </w:r>
-          </w:p>
-        </w:tc>
-      </w:tr>
-    </w:tbl>
-    <w:p>
-      <w:pPr>
-        <w:spacing w:after="100" w:line="120"/>
-      </w:pPr>
     </w:p>
     <w:p>
       <w:pPr>
@@ -3885,6 +3744,23 @@
                 <w:sz w:val="20"/>
                 <w:szCs w:val="20"/>
               </w:rPr>
+              <w:t xml:space="preserve">左上角中心默认选 GD（只看本中心）；练习中心的病例要在下拉里选“练习”才看得到</w:t>
+            </w:r>
+          </w:p>
+          <w:p>
+            <w:pPr>
+              <w:pStyle w:val="ListParagraph"/>
+              <w:numPr>
+                <w:ilvl w:val="0"/>
+                <w:numId w:val="2"/>
+              </w:numPr>
+              <w:spacing w:after="30" w:line="276"/>
+            </w:pPr>
+            <w:r>
+              <w:rPr>
+                <w:sz w:val="20"/>
+                <w:szCs w:val="20"/>
+              </w:rPr>
               <w:t xml:space="preserve">列表有就诊编号、患者、年龄 / 性别、场景、入院时间、去向、格式、版本、问题数、更正、中心</w:t>
             </w:r>
           </w:p>
@@ -3920,6 +3796,63 @@
                 <w:szCs w:val="20"/>
               </w:rPr>
               <w:t xml:space="preserve">每个值的“从哪里来”写着文件名、工作表、行、列和原值；“病历原文”页签能看到原文</w:t>
+            </w:r>
+          </w:p>
+        </w:tc>
+      </w:tr>
+    </w:tbl>
+    <w:p>
+      <w:pPr>
+        <w:spacing w:after="100" w:line="120"/>
+      </w:pPr>
+    </w:p>
+    <w:tbl>
+      <w:tblPr>
+        <w:tblW w:type="dxa" w:w="9638"/>
+        <w:tblBorders>
+          <w:top w:val="single" w:color="auto" w:sz="4"/>
+          <w:left w:val="single" w:color="auto" w:sz="4"/>
+          <w:bottom w:val="single" w:color="auto" w:sz="4"/>
+          <w:right w:val="single" w:color="auto" w:sz="4"/>
+          <w:insideH w:val="single" w:color="auto" w:sz="4"/>
+          <w:insideV w:val="single" w:color="auto" w:sz="4"/>
+        </w:tblBorders>
+        <w:tblLayout w:type="fixed"/>
+      </w:tblPr>
+      <w:tblGrid>
+        <w:gridCol w:w="9638"/>
+      </w:tblGrid>
+      <w:tr>
+        <w:trPr>
+          <w:cantSplit/>
+        </w:trPr>
+        <w:tc>
+          <w:tcPr>
+            <w:tcW w:type="dxa" w:w="9638"/>
+            <w:tcBorders>
+              <w:top w:val="none" w:color="FFFFFF" w:sz="0"/>
+              <w:left w:val="single" w:color="2A78D6" w:sz="24"/>
+              <w:bottom w:val="none" w:color="FFFFFF" w:sz="0"/>
+              <w:right w:val="none" w:color="FFFFFF" w:sz="0"/>
+            </w:tcBorders>
+            <w:shd w:fill="EAF2FC" w:color="auto" w:val="clear"/>
+            <w:tcMar>
+              <w:top w:type="dxa" w:w="80"/>
+              <w:left w:type="dxa" w:w="120"/>
+              <w:bottom w:type="dxa" w:w="80"/>
+              <w:right w:type="dxa" w:w="120"/>
+            </w:tcMar>
+          </w:tcPr>
+          <w:p>
+            <w:pPr>
+              <w:spacing w:line="300"/>
+            </w:pPr>
+            <w:r>
+              <w:rPr>
+                <w:sz w:val="20"/>
+                <w:szCs w:val="20"/>
+              </w:rPr>
+              <w:t xml:space="preserve">练习中心是所有医生共用的，别的中心医生导入的练习病例你也看得到；问题清单同样默认只看本中心。</w:t>
             </w:r>
           </w:p>
         </w:tc>
@@ -3941,7 +3874,7 @@
           <wp:inline distT="0" distB="0" distL="0" distR="0">
             <wp:extent cx="6096000" cy="3810000"/>
             <wp:effectExtent t="0" r="0" b="0" l="0"/>
-            <wp:docPr id="12" name="图 12　病例库（默认“全部中心”：本中心和练习中心的病例都在）" descr="图 12　病例库（默认“全部中心”：本中心和练习中心的病例都在）" title="图 12　病例库（默认“全部中心”：本中心和练习中心的病例都在）"/>
+            <wp:docPr id="12" name="图 12　病例库（默认只看本中心）" descr="图 12　病例库（默认只看本中心）" title="图 12　病例库（默认只看本中心）"/>
             <wp:cNvGraphicFramePr>
               <a:graphicFrameLocks xmlns:a="http://schemas.openxmlformats.org/drawingml/2006/main" noChangeAspect="1"/>
             </wp:cNvGraphicFramePr>
@@ -3988,7 +3921,7 @@
           <w:sz w:val="18"/>
           <w:szCs w:val="18"/>
         </w:rPr>
-        <w:t xml:space="preserve">图 12　病例库（默认“全部中心”：本中心和练习中心的病例都在）</w:t>
+        <w:t xml:space="preserve">图 12　病例库（默认只看本中心）</w:t>
       </w:r>
     </w:p>
     <w:p>
@@ -4052,77 +3985,6 @@
         <w:t xml:space="preserve">图 13　病例详情的“病历原文”页签</w:t>
       </w:r>
     </w:p>
-    <w:tbl>
-      <w:tblPr>
-        <w:tblW w:type="dxa" w:w="9638"/>
-        <w:tblBorders>
-          <w:top w:val="single" w:color="auto" w:sz="4"/>
-          <w:left w:val="single" w:color="auto" w:sz="4"/>
-          <w:bottom w:val="single" w:color="auto" w:sz="4"/>
-          <w:right w:val="single" w:color="auto" w:sz="4"/>
-          <w:insideH w:val="single" w:color="auto" w:sz="4"/>
-          <w:insideV w:val="single" w:color="auto" w:sz="4"/>
-        </w:tblBorders>
-        <w:tblLayout w:type="fixed"/>
-      </w:tblPr>
-      <w:tblGrid>
-        <w:gridCol w:w="9638"/>
-      </w:tblGrid>
-      <w:tr>
-        <w:trPr>
-          <w:cantSplit/>
-        </w:trPr>
-        <w:tc>
-          <w:tcPr>
-            <w:tcW w:type="dxa" w:w="9638"/>
-            <w:tcBorders>
-              <w:top w:val="none" w:color="FFFFFF" w:sz="0"/>
-              <w:left w:val="single" w:color="E0A100" w:sz="24"/>
-              <w:bottom w:val="none" w:color="FFFFFF" w:sz="0"/>
-              <w:right w:val="none" w:color="FFFFFF" w:sz="0"/>
-            </w:tcBorders>
-            <w:shd w:fill="FFF3D6" w:color="auto" w:val="clear"/>
-            <w:tcMar>
-              <w:top w:type="dxa" w:w="80"/>
-              <w:left w:type="dxa" w:w="120"/>
-              <w:bottom w:type="dxa" w:w="80"/>
-              <w:right w:type="dxa" w:w="120"/>
-            </w:tcMar>
-          </w:tcPr>
-          <w:p>
-            <w:pPr>
-              <w:spacing w:after="60"/>
-            </w:pPr>
-            <w:r>
-              <w:rPr>
-                <w:b/>
-                <w:bCs/>
-                <w:sz w:val="20"/>
-                <w:szCs w:val="20"/>
-              </w:rPr>
-              <w:t xml:space="preserve">已知问题（本次测试发现，修复前会遇到）</w:t>
-            </w:r>
-          </w:p>
-          <w:p>
-            <w:pPr>
-              <w:spacing w:line="300"/>
-            </w:pPr>
-            <w:r>
-              <w:rPr>
-                <w:sz w:val="20"/>
-                <w:szCs w:val="20"/>
-              </w:rPr>
-              <w:t xml:space="preserve">病例库默认显示“全部中心”，练习中心的病例也混在里面（中心一列写 PRACTICE）。只看本中心时，在左上角下拉选 GD。练习中心是所有医生共用的，别的中心医生导入的练习病例你也看得到。</w:t>
-            </w:r>
-          </w:p>
-        </w:tc>
-      </w:tr>
-    </w:tbl>
-    <w:p>
-      <w:pPr>
-        <w:spacing w:after="100" w:line="120"/>
-      </w:pPr>
-    </w:p>
     <w:p>
       <w:pPr>
         <w:pStyle w:val="Heading2"/>
@@ -4751,6 +4613,23 @@
                 <w:sz w:val="20"/>
                 <w:szCs w:val="20"/>
               </w:rPr>
+              <w:t xml:space="preserve">对话框里“也改时间”默认不勾：只改数值时不用管它</w:t>
+            </w:r>
+          </w:p>
+          <w:p>
+            <w:pPr>
+              <w:pStyle w:val="ListParagraph"/>
+              <w:numPr>
+                <w:ilvl w:val="0"/>
+                <w:numId w:val="2"/>
+              </w:numPr>
+              <w:spacing w:after="30" w:line="276"/>
+            </w:pPr>
+            <w:r>
+              <w:rPr>
+                <w:sz w:val="20"/>
+                <w:szCs w:val="20"/>
+              </w:rPr>
               <w:t xml:space="preserve">保存后这一行显示“6.25 10^9/L → 6.52 10^9/L”，原值保留</w:t>
             </w:r>
           </w:p>
@@ -4768,7 +4647,7 @@
                 <w:sz w:val="20"/>
                 <w:szCs w:val="20"/>
               </w:rPr>
-              <w:t xml:space="preserve">“更正记录（1）”里有原值 → 新值、原因、谁、何时、状态“生效中”，可以“作废”</w:t>
+              <w:t xml:space="preserve">“更正记录（1）”里有“6.25 10^9/L → 6.52 10^9/L”（新值带单位，不带时间）、原因、谁、何时（本地时间）、状态“生效中”，可以“作废”</w:t>
             </w:r>
           </w:p>
         </w:tc>
@@ -4790,7 +4669,7 @@
           <wp:inline distT="0" distB="0" distL="0" distR="0">
             <wp:extent cx="6096000" cy="3810000"/>
             <wp:effectExtent t="0" r="0" b="0" l="0"/>
-            <wp:docPr id="16" name="图 16　更正对话框：原因必填" descr="图 16　更正对话框：原因必填" title="图 16　更正对话框：原因必填"/>
+            <wp:docPr id="16" name="图 16　更正对话框：原因必填，“也改时间”默认不勾" descr="图 16　更正对话框：原因必填，“也改时间”默认不勾" title="图 16　更正对话框：原因必填，“也改时间”默认不勾"/>
             <wp:cNvGraphicFramePr>
               <a:graphicFrameLocks xmlns:a="http://schemas.openxmlformats.org/drawingml/2006/main" noChangeAspect="1"/>
             </wp:cNvGraphicFramePr>
@@ -4837,7 +4716,7 @@
           <w:sz w:val="18"/>
           <w:szCs w:val="18"/>
         </w:rPr>
-        <w:t xml:space="preserve">图 16　更正对话框：原因必填</w:t>
+        <w:t xml:space="preserve">图 16　更正对话框：原因必填，“也改时间”默认不勾</w:t>
       </w:r>
     </w:p>
     <w:p>
@@ -4962,77 +4841,6 @@
         <w:t xml:space="preserve">图 18　“更正记录”页签</w:t>
       </w:r>
     </w:p>
-    <w:tbl>
-      <w:tblPr>
-        <w:tblW w:type="dxa" w:w="9638"/>
-        <w:tblBorders>
-          <w:top w:val="single" w:color="auto" w:sz="4"/>
-          <w:left w:val="single" w:color="auto" w:sz="4"/>
-          <w:bottom w:val="single" w:color="auto" w:sz="4"/>
-          <w:right w:val="single" w:color="auto" w:sz="4"/>
-          <w:insideH w:val="single" w:color="auto" w:sz="4"/>
-          <w:insideV w:val="single" w:color="auto" w:sz="4"/>
-        </w:tblBorders>
-        <w:tblLayout w:type="fixed"/>
-      </w:tblPr>
-      <w:tblGrid>
-        <w:gridCol w:w="9638"/>
-      </w:tblGrid>
-      <w:tr>
-        <w:trPr>
-          <w:cantSplit/>
-        </w:trPr>
-        <w:tc>
-          <w:tcPr>
-            <w:tcW w:type="dxa" w:w="9638"/>
-            <w:tcBorders>
-              <w:top w:val="none" w:color="FFFFFF" w:sz="0"/>
-              <w:left w:val="single" w:color="E0A100" w:sz="24"/>
-              <w:bottom w:val="none" w:color="FFFFFF" w:sz="0"/>
-              <w:right w:val="none" w:color="FFFFFF" w:sz="0"/>
-            </w:tcBorders>
-            <w:shd w:fill="FFF3D6" w:color="auto" w:val="clear"/>
-            <w:tcMar>
-              <w:top w:type="dxa" w:w="80"/>
-              <w:left w:type="dxa" w:w="120"/>
-              <w:bottom w:type="dxa" w:w="80"/>
-              <w:right w:type="dxa" w:w="120"/>
-            </w:tcMar>
-          </w:tcPr>
-          <w:p>
-            <w:pPr>
-              <w:spacing w:after="60"/>
-            </w:pPr>
-            <w:r>
-              <w:rPr>
-                <w:b/>
-                <w:bCs/>
-                <w:sz w:val="20"/>
-                <w:szCs w:val="20"/>
-              </w:rPr>
-              <w:t xml:space="preserve">已知问题（本次测试发现，修复前会遇到）</w:t>
-            </w:r>
-          </w:p>
-          <w:p>
-            <w:pPr>
-              <w:spacing w:line="300"/>
-            </w:pPr>
-            <w:r>
-              <w:rPr>
-                <w:sz w:val="20"/>
-                <w:szCs w:val="20"/>
-              </w:rPr>
-              <w:t xml:space="preserve">对话框里的“也改时间”在这条记录有时间时默认勾上：只想改数值时先去掉勾，否则更正记录里会多记一个（没改的）时间。</w:t>
-            </w:r>
-          </w:p>
-        </w:tc>
-      </w:tr>
-    </w:tbl>
-    <w:p>
-      <w:pPr>
-        <w:spacing w:after="100" w:line="120"/>
-      </w:pPr>
-    </w:p>
     <w:p>
       <w:pPr>
         <w:pStyle w:val="Heading2"/>
@@ -5536,6 +5344,13 @@
               </w:rPr>
               <w:t xml:space="preserve">新增 0 · 更新 0 · 不变 13</w:t>
             </w:r>
+            <w:r>
+              <w:rPr>
+                <w:sz w:val="20"/>
+                <w:szCs w:val="20"/>
+              </w:rPr>
+              <w:t xml:space="preserve">；问题里“请确认”为 0，另写“以前报过 2 条（内容没变的病例，不再重复记）”，那两条标“以前报过”</w:t>
+            </w:r>
           </w:p>
           <w:p>
             <w:pPr>
@@ -5701,77 +5516,6 @@
         <w:t xml:space="preserve">图 21　再导入的回执：不变 13</w:t>
       </w:r>
     </w:p>
-    <w:tbl>
-      <w:tblPr>
-        <w:tblW w:type="dxa" w:w="9638"/>
-        <w:tblBorders>
-          <w:top w:val="single" w:color="auto" w:sz="4"/>
-          <w:left w:val="single" w:color="auto" w:sz="4"/>
-          <w:bottom w:val="single" w:color="auto" w:sz="4"/>
-          <w:right w:val="single" w:color="auto" w:sz="4"/>
-          <w:insideH w:val="single" w:color="auto" w:sz="4"/>
-          <w:insideV w:val="single" w:color="auto" w:sz="4"/>
-        </w:tblBorders>
-        <w:tblLayout w:type="fixed"/>
-      </w:tblPr>
-      <w:tblGrid>
-        <w:gridCol w:w="9638"/>
-      </w:tblGrid>
-      <w:tr>
-        <w:trPr>
-          <w:cantSplit/>
-        </w:trPr>
-        <w:tc>
-          <w:tcPr>
-            <w:tcW w:type="dxa" w:w="9638"/>
-            <w:tcBorders>
-              <w:top w:val="none" w:color="FFFFFF" w:sz="0"/>
-              <w:left w:val="single" w:color="E0A100" w:sz="24"/>
-              <w:bottom w:val="none" w:color="FFFFFF" w:sz="0"/>
-              <w:right w:val="none" w:color="FFFFFF" w:sz="0"/>
-            </w:tcBorders>
-            <w:shd w:fill="FFF3D6" w:color="auto" w:val="clear"/>
-            <w:tcMar>
-              <w:top w:type="dxa" w:w="80"/>
-              <w:left w:type="dxa" w:w="120"/>
-              <w:bottom w:type="dxa" w:w="80"/>
-              <w:right w:type="dxa" w:w="120"/>
-            </w:tcMar>
-          </w:tcPr>
-          <w:p>
-            <w:pPr>
-              <w:spacing w:after="60"/>
-            </w:pPr>
-            <w:r>
-              <w:rPr>
-                <w:b/>
-                <w:bCs/>
-                <w:sz w:val="20"/>
-                <w:szCs w:val="20"/>
-              </w:rPr>
-              <w:t xml:space="preserve">已知问题（本次测试发现，修复前会遇到）</w:t>
-            </w:r>
-          </w:p>
-          <w:p>
-            <w:pPr>
-              <w:spacing w:line="300"/>
-            </w:pPr>
-            <w:r>
-              <w:rPr>
-                <w:sz w:val="20"/>
-                <w:szCs w:val="20"/>
-              </w:rPr>
-              <w:t xml:space="preserve">第 ③ 步的问题一栏仍写“请确认 2”（读到的问题照列），回执才按“以前报过的不再重复”记 0。两处口径不一样，不影响导入。</w:t>
-            </w:r>
-          </w:p>
-        </w:tc>
-      </w:tr>
-    </w:tbl>
-    <w:p>
-      <w:pPr>
-        <w:spacing w:after="100" w:line="120"/>
-      </w:pPr>
-    </w:p>
     <w:p>
       <w:pPr>
         <w:pStyle w:val="Heading2"/>
@@ -6308,7 +6052,7 @@
                 <w:sz w:val="20"/>
                 <w:szCs w:val="20"/>
               </w:rPr>
-              <w:t xml:space="preserve">第 ③ 步：新增 0 · 更新 1 · 不变 12；“会更新的病例（1）：880001-20251112：体征改了 1 个值”</w:t>
+              <w:t xml:space="preserve">第 ③ 步：新增 0 · 更新 1 · 不变 12；“会更新的病例（1）：880001-20251112：体征改了 1 个值（体温 37.3 → 38.3 ℃）”</w:t>
             </w:r>
           </w:p>
           <w:p>
@@ -6325,7 +6069,7 @@
                 <w:sz w:val="20"/>
                 <w:szCs w:val="20"/>
               </w:rPr>
-              <w:t xml:space="preserve">回执：更新（旧版本保留）1，“更新了什么”列出这次就诊</w:t>
+              <w:t xml:space="preserve">回执：更新（旧版本保留）1，“更新了什么”列出这次就诊和改了的值</w:t>
             </w:r>
           </w:p>
           <w:p>
@@ -6342,7 +6086,7 @@
                 <w:sz w:val="20"/>
                 <w:szCs w:val="20"/>
               </w:rPr>
-              <w:t xml:space="preserve">版本历史：第 2 版（当前）和第 1 版，各写着来自哪个文件、哪次导入</w:t>
+              <w:t xml:space="preserve">版本历史：第 2 版（当前）写“体征改了 1 个值（体温 37.3 → 38.3 ℃）”，第 1 版写“第一次导入”，各写着来自哪个文件、哪次导入</w:t>
             </w:r>
           </w:p>
         </w:tc>
@@ -6364,7 +6108,7 @@
           <wp:inline distT="0" distB="0" distL="0" distR="0">
             <wp:extent cx="6096000" cy="3810000"/>
             <wp:effectExtent t="0" r="0" b="0" l="0"/>
-            <wp:docPr id="24" name="图 24　导入前就告诉你哪个病例会更新" descr="图 24　导入前就告诉你哪个病例会更新" title="图 24　导入前就告诉你哪个病例会更新"/>
+            <wp:docPr id="24" name="图 24　导入前就告诉你哪个病例会更新、改了哪个值" descr="图 24　导入前就告诉你哪个病例会更新、改了哪个值" title="图 24　导入前就告诉你哪个病例会更新、改了哪个值"/>
             <wp:cNvGraphicFramePr>
               <a:graphicFrameLocks xmlns:a="http://schemas.openxmlformats.org/drawingml/2006/main" noChangeAspect="1"/>
             </wp:cNvGraphicFramePr>
@@ -6411,7 +6155,7 @@
           <w:sz w:val="18"/>
           <w:szCs w:val="18"/>
         </w:rPr>
-        <w:t xml:space="preserve">图 24　导入前就告诉你哪个病例会更新</w:t>
+        <w:t xml:space="preserve">图 24　导入前就告诉你哪个病例会更新、改了哪个值</w:t>
       </w:r>
     </w:p>
     <w:p>
@@ -6425,7 +6169,7 @@
           <wp:inline distT="0" distB="0" distL="0" distR="0">
             <wp:extent cx="6096000" cy="2114550"/>
             <wp:effectExtent t="0" r="0" b="0" l="0"/>
-            <wp:docPr id="25" name="图 25　版本历史：旧版本保留" descr="图 25　版本历史：旧版本保留" title="图 25　版本历史：旧版本保留"/>
+            <wp:docPr id="25" name="图 25　版本历史：旧版本保留，写出旧值 → 新值" descr="图 25　版本历史：旧版本保留，写出旧值 → 新值" title="图 25　版本历史：旧版本保留，写出旧值 → 新值"/>
             <wp:cNvGraphicFramePr>
               <a:graphicFrameLocks xmlns:a="http://schemas.openxmlformats.org/drawingml/2006/main" noChangeAspect="1"/>
             </wp:cNvGraphicFramePr>
@@ -6472,79 +6216,8 @@
           <w:sz w:val="18"/>
           <w:szCs w:val="18"/>
         </w:rPr>
-        <w:t xml:space="preserve">图 25　版本历史：旧版本保留</w:t>
-      </w:r>
-    </w:p>
-    <w:tbl>
-      <w:tblPr>
-        <w:tblW w:type="dxa" w:w="9638"/>
-        <w:tblBorders>
-          <w:top w:val="single" w:color="auto" w:sz="4"/>
-          <w:left w:val="single" w:color="auto" w:sz="4"/>
-          <w:bottom w:val="single" w:color="auto" w:sz="4"/>
-          <w:right w:val="single" w:color="auto" w:sz="4"/>
-          <w:insideH w:val="single" w:color="auto" w:sz="4"/>
-          <w:insideV w:val="single" w:color="auto" w:sz="4"/>
-        </w:tblBorders>
-        <w:tblLayout w:type="fixed"/>
-      </w:tblPr>
-      <w:tblGrid>
-        <w:gridCol w:w="9638"/>
-      </w:tblGrid>
-      <w:tr>
-        <w:trPr>
-          <w:cantSplit/>
-        </w:trPr>
-        <w:tc>
-          <w:tcPr>
-            <w:tcW w:type="dxa" w:w="9638"/>
-            <w:tcBorders>
-              <w:top w:val="none" w:color="FFFFFF" w:sz="0"/>
-              <w:left w:val="single" w:color="E0A100" w:sz="24"/>
-              <w:bottom w:val="none" w:color="FFFFFF" w:sz="0"/>
-              <w:right w:val="none" w:color="FFFFFF" w:sz="0"/>
-            </w:tcBorders>
-            <w:shd w:fill="FFF3D6" w:color="auto" w:val="clear"/>
-            <w:tcMar>
-              <w:top w:type="dxa" w:w="80"/>
-              <w:left w:type="dxa" w:w="120"/>
-              <w:bottom w:type="dxa" w:w="80"/>
-              <w:right w:type="dxa" w:w="120"/>
-            </w:tcMar>
-          </w:tcPr>
-          <w:p>
-            <w:pPr>
-              <w:spacing w:after="60"/>
-            </w:pPr>
-            <w:r>
-              <w:rPr>
-                <w:b/>
-                <w:bCs/>
-                <w:sz w:val="20"/>
-                <w:szCs w:val="20"/>
-              </w:rPr>
-              <w:t xml:space="preserve">已知问题（本次测试发现，修复前会遇到）</w:t>
-            </w:r>
-          </w:p>
-          <w:p>
-            <w:pPr>
-              <w:spacing w:line="300"/>
-            </w:pPr>
-            <w:r>
-              <w:rPr>
-                <w:sz w:val="20"/>
-                <w:szCs w:val="20"/>
-              </w:rPr>
-              <w:t xml:space="preserve">版本历史只写“体征改了 1 个值”，看不到具体是哪个值、旧值和新值。</w:t>
-            </w:r>
-          </w:p>
-        </w:tc>
-      </w:tr>
-    </w:tbl>
-    <w:p>
-      <w:pPr>
-        <w:spacing w:after="100" w:line="120"/>
-      </w:pPr>
+        <w:t xml:space="preserve">图 25　版本历史：旧版本保留，写出旧值 → 新值</w:t>
+      </w:r>
     </w:p>
     <w:p>
       <w:pPr>
@@ -7009,7 +6682,73 @@
                 <w:sz w:val="20"/>
                 <w:szCs w:val="20"/>
               </w:rPr>
-              <w:t xml:space="preserve">一次放进 3 个文件上传：一份改了工作表名的 GD 表、一份无关的 Excel（如随访登记表）、一个改了扩展名的非 Excel 文件</w:t>
+              <w:t xml:space="preserve">“导入到”选练习，一次放进 3 个文件上传：一份改了工作表名的 GD 表、一份无关的 Excel（本次用 </w:t>
+            </w:r>
+            <w:r>
+              <w:rPr>
+                <w:rFonts w:ascii="Consolas" w:eastAsia="Microsoft YaHei" w:hAnsi="Consolas"/>
+                <w:sz w:val="20"/>
+                <w:szCs w:val="20"/>
+                <w:shd w:fill="F0EFEC" w:color="auto" w:val="clear"/>
+              </w:rPr>
+              <w:t xml:space="preserve">虚构_随访登记_认不出.xlsx</w:t>
+            </w:r>
+            <w:r>
+              <w:rPr>
+                <w:sz w:val="20"/>
+                <w:szCs w:val="20"/>
+              </w:rPr>
+              <w:t xml:space="preserve">）、一个改了扩展名的非 Excel 文件（本次用 </w:t>
+            </w:r>
+            <w:r>
+              <w:rPr>
+                <w:rFonts w:ascii="Consolas" w:eastAsia="Microsoft YaHei" w:hAnsi="Consolas"/>
+                <w:sz w:val="20"/>
+                <w:szCs w:val="20"/>
+                <w:shd w:fill="F0EFEC" w:color="auto" w:val="clear"/>
+              </w:rPr>
+              <w:t xml:space="preserve">虚构_损坏文件.xlsx</w:t>
+            </w:r>
+            <w:r>
+              <w:rPr>
+                <w:sz w:val="20"/>
+                <w:szCs w:val="20"/>
+              </w:rPr>
+              <w:t xml:space="preserve">）</w:t>
+            </w:r>
+          </w:p>
+          <w:p>
+            <w:pPr>
+              <w:pStyle w:val="ListParagraph"/>
+              <w:numPr>
+                <w:ilvl w:val="0"/>
+                <w:numId w:val="18"/>
+              </w:numPr>
+              <w:spacing w:after="30" w:line="276"/>
+            </w:pPr>
+            <w:r>
+              <w:rPr>
+                <w:sz w:val="20"/>
+                <w:szCs w:val="20"/>
+              </w:rPr>
+              <w:t xml:space="preserve">在无关的表和坏文件下面各点一次“跳过这个文件，其余继续”</w:t>
+            </w:r>
+          </w:p>
+          <w:p>
+            <w:pPr>
+              <w:pStyle w:val="ListParagraph"/>
+              <w:numPr>
+                <w:ilvl w:val="0"/>
+                <w:numId w:val="18"/>
+              </w:numPr>
+              <w:spacing w:after="30" w:line="276"/>
+            </w:pPr>
+            <w:r>
+              <w:rPr>
+                <w:sz w:val="20"/>
+                <w:szCs w:val="20"/>
+              </w:rPr>
+              <w:t xml:space="preserve">按 ③④ 走完，看回执</w:t>
             </w:r>
           </w:p>
         </w:tc>
@@ -7060,7 +6799,75 @@
                 <w:sz w:val="20"/>
                 <w:szCs w:val="20"/>
               </w:rPr>
-              <w:t xml:space="preserve">无关的 Excel：“认不出”，写着三种办法（确认导出是否选错表；请研究者用格式向导；按标准导入模板整理）</w:t>
+              <w:t xml:space="preserve">无关的 Excel：“认不出”，写着三种办法（确认导出是否选错表；请研究者用格式向导；按标准导入模板整理），下面有“跳过这个文件，其余继续”</w:t>
+            </w:r>
+          </w:p>
+          <w:p>
+            <w:pPr>
+              <w:pStyle w:val="ListParagraph"/>
+              <w:numPr>
+                <w:ilvl w:val="0"/>
+                <w:numId w:val="2"/>
+              </w:numPr>
+              <w:spacing w:after="30" w:line="276"/>
+            </w:pPr>
+            <w:r>
+              <w:rPr>
+                <w:sz w:val="20"/>
+                <w:szCs w:val="20"/>
+              </w:rPr>
+              <w:t xml:space="preserve">改了扩展名的文件：“打不开”，写着“文件打不开：不是有效的 Excel / CSV（可能改了扩展名，或文件损坏）。用 Excel 打开后另存为 .xlsx 再试”</w:t>
+            </w:r>
+          </w:p>
+          <w:p>
+            <w:pPr>
+              <w:pStyle w:val="ListParagraph"/>
+              <w:numPr>
+                <w:ilvl w:val="0"/>
+                <w:numId w:val="2"/>
+              </w:numPr>
+              <w:spacing w:after="30" w:line="276"/>
+            </w:pPr>
+            <w:r>
+              <w:rPr>
+                <w:sz w:val="20"/>
+                <w:szCs w:val="20"/>
+              </w:rPr>
+              <w:t xml:space="preserve">页面提示“有 2 个文件认不出或打不开：可以点它下面的‘跳过这个文件，其余继续’，或点右上角‘重新选文件’”；两个都跳过后出现“下一步”（跳过的可以“不跳过了”）</w:t>
+            </w:r>
+          </w:p>
+          <w:p>
+            <w:pPr>
+              <w:pStyle w:val="ListParagraph"/>
+              <w:numPr>
+                <w:ilvl w:val="0"/>
+                <w:numId w:val="2"/>
+              </w:numPr>
+              <w:spacing w:after="30" w:line="276"/>
+            </w:pPr>
+            <w:r>
+              <w:rPr>
+                <w:sz w:val="20"/>
+                <w:szCs w:val="20"/>
+              </w:rPr>
+              <w:t xml:space="preserve">第 ③ 步：不变 13（练习中心里已经有第一次导入的 13 次就诊）；请确认 1 条新的：“这个文件与「GD式 CRF 宽表」相似但不完全一样（1 处差异）……”</w:t>
+            </w:r>
+          </w:p>
+          <w:p>
+            <w:pPr>
+              <w:pStyle w:val="ListParagraph"/>
+              <w:numPr>
+                <w:ilvl w:val="0"/>
+                <w:numId w:val="2"/>
+              </w:numPr>
+              <w:spacing w:after="30" w:line="276"/>
+            </w:pPr>
+            <w:r>
+              <w:rPr>
+                <w:sz w:val="20"/>
+                <w:szCs w:val="20"/>
+              </w:rPr>
+              <w:t xml:space="preserve">回执写“跳过的文件（没有导入）：虚构_随访登记_认不出.xlsx、虚构_损坏文件.xlsx”，格式一栏写“GD式 CRF 宽表、跳过、跳过”（导入记录里同样写）；回执 Excel 概要里也有这一行</w:t>
             </w:r>
           </w:p>
           <w:p>
@@ -7097,9 +6904,9 @@
       <w:r>
         <w:drawing>
           <wp:inline distT="0" distB="0" distL="0" distR="0">
-            <wp:extent cx="6096000" cy="2962275"/>
+            <wp:extent cx="6096000" cy="3267075"/>
             <wp:effectExtent t="0" r="0" b="0" l="0"/>
-            <wp:docPr id="27" name="图 27　一批里有相似和认不出的文件" descr="图 27　一批里有相似和认不出的文件" title="图 27　一批里有相似和认不出的文件"/>
+            <wp:docPr id="27" name="图 27　一批里有相似、认不出和打不开的文件" descr="图 27　一批里有相似、认不出和打不开的文件" title="图 27　一批里有相似、认不出和打不开的文件"/>
             <wp:cNvGraphicFramePr>
               <a:graphicFrameLocks xmlns:a="http://schemas.openxmlformats.org/drawingml/2006/main" noChangeAspect="1"/>
             </wp:cNvGraphicFramePr>
@@ -7122,7 +6929,7 @@
                   <pic:spPr bwMode="auto">
                     <a:xfrm>
                       <a:off x="0" y="0"/>
-                      <a:ext cx="6096000" cy="2962275"/>
+                      <a:ext cx="6096000" cy="3267075"/>
                     </a:xfrm>
                     <a:prstGeom prst="rect">
                       <a:avLst/>
@@ -7146,305 +6953,8 @@
           <w:sz w:val="18"/>
           <w:szCs w:val="18"/>
         </w:rPr>
-        <w:t xml:space="preserve">图 27　一批里有相似和认不出的文件</w:t>
-      </w:r>
-    </w:p>
-    <w:tbl>
-      <w:tblPr>
-        <w:tblW w:type="dxa" w:w="9638"/>
-        <w:tblBorders>
-          <w:top w:val="single" w:color="auto" w:sz="4"/>
-          <w:left w:val="single" w:color="auto" w:sz="4"/>
-          <w:bottom w:val="single" w:color="auto" w:sz="4"/>
-          <w:right w:val="single" w:color="auto" w:sz="4"/>
-          <w:insideH w:val="single" w:color="auto" w:sz="4"/>
-          <w:insideV w:val="single" w:color="auto" w:sz="4"/>
-        </w:tblBorders>
-        <w:tblLayout w:type="fixed"/>
-      </w:tblPr>
-      <w:tblGrid>
-        <w:gridCol w:w="9638"/>
-      </w:tblGrid>
-      <w:tr>
-        <w:trPr>
-          <w:cantSplit/>
-        </w:trPr>
-        <w:tc>
-          <w:tcPr>
-            <w:tcW w:type="dxa" w:w="9638"/>
-            <w:tcBorders>
-              <w:top w:val="none" w:color="FFFFFF" w:sz="0"/>
-              <w:left w:val="single" w:color="E0A100" w:sz="24"/>
-              <w:bottom w:val="none" w:color="FFFFFF" w:sz="0"/>
-              <w:right w:val="none" w:color="FFFFFF" w:sz="0"/>
-            </w:tcBorders>
-            <w:shd w:fill="FFF3D6" w:color="auto" w:val="clear"/>
-            <w:tcMar>
-              <w:top w:type="dxa" w:w="80"/>
-              <w:left w:type="dxa" w:w="120"/>
-              <w:bottom w:type="dxa" w:w="80"/>
-              <w:right w:type="dxa" w:w="120"/>
-            </w:tcMar>
-          </w:tcPr>
-          <w:p>
-            <w:pPr>
-              <w:spacing w:after="60"/>
-            </w:pPr>
-            <w:r>
-              <w:rPr>
-                <w:b/>
-                <w:bCs/>
-                <w:sz w:val="20"/>
-                <w:szCs w:val="20"/>
-              </w:rPr>
-              <w:t xml:space="preserve">已知问题（本次测试发现，修复前会遇到）</w:t>
-            </w:r>
-          </w:p>
-          <w:p>
-            <w:pPr>
-              <w:pStyle w:val="ListParagraph"/>
-              <w:numPr>
-                <w:ilvl w:val="0"/>
-                <w:numId w:val="2"/>
-              </w:numPr>
-              <w:spacing w:after="30" w:line="276"/>
-            </w:pPr>
-            <w:r>
-              <w:rPr>
-                <w:sz w:val="20"/>
-                <w:szCs w:val="20"/>
-              </w:rPr>
-              <w:t xml:space="preserve">同一批里只要有一个文件认不出，整批就停在“认格式”，没有“下一步”按钮，页面也没说怎么办。现在的办法：点右上角“重新选文件”，只放认得出的文件再传；认不出的文件交给研究者。</w:t>
-            </w:r>
-          </w:p>
-          <w:p>
-            <w:pPr>
-              <w:pStyle w:val="ListParagraph"/>
-              <w:numPr>
-                <w:ilvl w:val="0"/>
-                <w:numId w:val="2"/>
-              </w:numPr>
-              <w:spacing w:after="30" w:line="276"/>
-            </w:pPr>
-            <w:r>
-              <w:rPr>
-                <w:sz w:val="20"/>
-                <w:szCs w:val="20"/>
-              </w:rPr>
-              <w:t xml:space="preserve">不是 Excel 的文件（损坏或改了扩展名）也显示“认不出”，没有提示“文件打不开，另存为 .xlsx 再试”。</w:t>
-            </w:r>
-          </w:p>
-        </w:tc>
-      </w:tr>
-    </w:tbl>
-    <w:p>
-      <w:pPr>
-        <w:spacing w:after="100" w:line="120"/>
-      </w:pPr>
-    </w:p>
-    <w:p>
-      <w:pPr>
-        <w:pStyle w:val="Heading2"/>
-        <w:keepNext/>
-      </w:pPr>
-      <w:r>
-        <w:t xml:space="preserve">步骤 17　撤销练习导入，收尾</w:t>
-      </w:r>
-    </w:p>
-    <w:tbl>
-      <w:tblPr>
-        <w:tblW w:type="dxa" w:w="9638"/>
-        <w:tblBorders>
-          <w:top w:val="single" w:color="auto" w:sz="4"/>
-          <w:left w:val="single" w:color="auto" w:sz="4"/>
-          <w:bottom w:val="single" w:color="auto" w:sz="4"/>
-          <w:right w:val="single" w:color="auto" w:sz="4"/>
-          <w:insideH w:val="single" w:color="auto" w:sz="4"/>
-          <w:insideV w:val="single" w:color="auto" w:sz="4"/>
-        </w:tblBorders>
-        <w:tblLayout w:type="fixed"/>
-      </w:tblPr>
-      <w:tblGrid>
-        <w:gridCol w:w="4283"/>
-        <w:gridCol w:w="5355"/>
-      </w:tblGrid>
-      <w:tr>
-        <w:trPr>
-          <w:tblHeader/>
-        </w:trPr>
-        <w:tc>
-          <w:tcPr>
-            <w:tcW w:type="dxa" w:w="4283"/>
-            <w:tcBorders>
-              <w:top w:val="single" w:color="D9D8D1" w:sz="4"/>
-              <w:left w:val="single" w:color="D9D8D1" w:sz="4"/>
-              <w:bottom w:val="single" w:color="D9D8D1" w:sz="4"/>
-              <w:right w:val="single" w:color="D9D8D1" w:sz="4"/>
-            </w:tcBorders>
-            <w:shd w:fill="F0EFEC" w:color="auto" w:val="clear"/>
-            <w:tcMar>
-              <w:top w:type="dxa" w:w="80"/>
-              <w:left w:type="dxa" w:w="120"/>
-              <w:bottom w:type="dxa" w:w="80"/>
-              <w:right w:type="dxa" w:w="120"/>
-            </w:tcMar>
-          </w:tcPr>
-          <w:p>
-            <w:r>
-              <w:rPr>
-                <w:b/>
-                <w:bCs/>
-                <w:color w:val="52514E"/>
-                <w:sz w:val="19"/>
-                <w:szCs w:val="19"/>
-              </w:rPr>
-              <w:t xml:space="preserve">操作</w:t>
-            </w:r>
-          </w:p>
-        </w:tc>
-        <w:tc>
-          <w:tcPr>
-            <w:tcW w:type="dxa" w:w="5355"/>
-            <w:tcBorders>
-              <w:top w:val="single" w:color="D9D8D1" w:sz="4"/>
-              <w:left w:val="single" w:color="D9D8D1" w:sz="4"/>
-              <w:bottom w:val="single" w:color="D9D8D1" w:sz="4"/>
-              <w:right w:val="single" w:color="D9D8D1" w:sz="4"/>
-            </w:tcBorders>
-            <w:shd w:fill="F0EFEC" w:color="auto" w:val="clear"/>
-            <w:tcMar>
-              <w:top w:type="dxa" w:w="80"/>
-              <w:left w:type="dxa" w:w="120"/>
-              <w:bottom w:type="dxa" w:w="80"/>
-              <w:right w:type="dxa" w:w="120"/>
-            </w:tcMar>
-          </w:tcPr>
-          <w:p>
-            <w:r>
-              <w:rPr>
-                <w:b/>
-                <w:bCs/>
-                <w:color w:val="52514E"/>
-                <w:sz w:val="19"/>
-                <w:szCs w:val="19"/>
-              </w:rPr>
-              <w:t xml:space="preserve">应该看到</w:t>
-            </w:r>
-          </w:p>
-        </w:tc>
-      </w:tr>
-      <w:tr>
-        <w:trPr>
-          <w:cantSplit/>
-        </w:trPr>
-        <w:tc>
-          <w:tcPr>
-            <w:tcW w:type="dxa" w:w="4283"/>
-            <w:tcBorders>
-              <w:top w:val="single" w:color="D9D8D1" w:sz="4"/>
-              <w:left w:val="single" w:color="D9D8D1" w:sz="4"/>
-              <w:bottom w:val="single" w:color="D9D8D1" w:sz="4"/>
-              <w:right w:val="single" w:color="D9D8D1" w:sz="4"/>
-            </w:tcBorders>
-            <w:tcMar>
-              <w:top w:type="dxa" w:w="80"/>
-              <w:left w:type="dxa" w:w="120"/>
-              <w:bottom w:type="dxa" w:w="80"/>
-              <w:right w:type="dxa" w:w="120"/>
-            </w:tcMar>
-          </w:tcPr>
-          <w:p>
-            <w:pPr>
-              <w:pStyle w:val="ListParagraph"/>
-              <w:numPr>
-                <w:ilvl w:val="0"/>
-                <w:numId w:val="19"/>
-              </w:numPr>
-              <w:spacing w:after="30" w:line="276"/>
-            </w:pPr>
-            <w:r>
-              <w:rPr>
-                <w:sz w:val="20"/>
-                <w:szCs w:val="20"/>
-              </w:rPr>
-              <w:t xml:space="preserve">“导入记录”里打开第一次导入到“练习”的那条回执</w:t>
-            </w:r>
-          </w:p>
-          <w:p>
-            <w:pPr>
-              <w:pStyle w:val="ListParagraph"/>
-              <w:numPr>
-                <w:ilvl w:val="0"/>
-                <w:numId w:val="19"/>
-              </w:numPr>
-              <w:spacing w:after="30" w:line="276"/>
-            </w:pPr>
-            <w:r>
-              <w:rPr>
-                <w:sz w:val="20"/>
-                <w:szCs w:val="20"/>
-              </w:rPr>
-              <w:t xml:space="preserve">点“撤销这次导入”，写原因</w:t>
-            </w:r>
-          </w:p>
-        </w:tc>
-        <w:tc>
-          <w:tcPr>
-            <w:tcW w:type="dxa" w:w="5355"/>
-            <w:tcBorders>
-              <w:top w:val="single" w:color="D9D8D1" w:sz="4"/>
-              <w:left w:val="single" w:color="D9D8D1" w:sz="4"/>
-              <w:bottom w:val="single" w:color="D9D8D1" w:sz="4"/>
-              <w:right w:val="single" w:color="D9D8D1" w:sz="4"/>
-            </w:tcBorders>
-            <w:tcMar>
-              <w:top w:type="dxa" w:w="80"/>
-              <w:left w:type="dxa" w:w="120"/>
-              <w:bottom w:type="dxa" w:w="80"/>
-              <w:right w:type="dxa" w:w="120"/>
-            </w:tcMar>
-          </w:tcPr>
-          <w:p>
-            <w:pPr>
-              <w:pStyle w:val="ListParagraph"/>
-              <w:numPr>
-                <w:ilvl w:val="0"/>
-                <w:numId w:val="2"/>
-              </w:numPr>
-              <w:spacing w:after="30" w:line="276"/>
-            </w:pPr>
-            <w:r>
-              <w:rPr>
-                <w:sz w:val="20"/>
-                <w:szCs w:val="20"/>
-              </w:rPr>
-              <w:t xml:space="preserve">提示“已撤销：13 次就诊不再显示，0 次回到上一版，0 次别的导入里也有、保留”</w:t>
-            </w:r>
-          </w:p>
-          <w:p>
-            <w:pPr>
-              <w:pStyle w:val="ListParagraph"/>
-              <w:numPr>
-                <w:ilvl w:val="0"/>
-                <w:numId w:val="2"/>
-              </w:numPr>
-              <w:spacing w:after="30" w:line="276"/>
-            </w:pPr>
-            <w:r>
-              <w:rPr>
-                <w:sz w:val="20"/>
-                <w:szCs w:val="20"/>
-              </w:rPr>
-              <w:t xml:space="preserve">练习中心的病例清空</w:t>
-            </w:r>
-          </w:p>
-        </w:tc>
-      </w:tr>
-    </w:tbl>
-    <w:p>
-      <w:pPr>
-        <w:spacing w:after="100" w:line="120"/>
-      </w:pPr>
+        <w:t xml:space="preserve">图 27　一批里有相似、认不出和打不开的文件</w:t>
+      </w:r>
     </w:p>
     <w:p>
       <w:pPr>
@@ -7455,9 +6965,9 @@
       <w:r>
         <w:drawing>
           <wp:inline distT="0" distB="0" distL="0" distR="0">
-            <wp:extent cx="6096000" cy="3438525"/>
+            <wp:extent cx="6096000" cy="3571875"/>
             <wp:effectExtent t="0" r="0" b="0" l="0"/>
-            <wp:docPr id="28" name="图 28　撤销练习导入后的回执" descr="图 28　撤销练习导入后的回执" title="图 28　撤销练习导入后的回执"/>
+            <wp:docPr id="28" name="图 28　跳过两个文件后导入，回执写明跳过了哪些" descr="图 28　跳过两个文件后导入，回执写明跳过了哪些" title="图 28　跳过两个文件后导入，回执写明跳过了哪些"/>
             <wp:cNvGraphicFramePr>
               <a:graphicFrameLocks xmlns:a="http://schemas.openxmlformats.org/drawingml/2006/main" noChangeAspect="1"/>
             </wp:cNvGraphicFramePr>
@@ -7480,7 +6990,7 @@
                   <pic:spPr bwMode="auto">
                     <a:xfrm>
                       <a:off x="0" y="0"/>
-                      <a:ext cx="6096000" cy="3438525"/>
+                      <a:ext cx="6096000" cy="3571875"/>
                     </a:xfrm>
                     <a:prstGeom prst="rect">
                       <a:avLst/>
@@ -7504,7 +7014,7 @@
           <w:sz w:val="18"/>
           <w:szCs w:val="18"/>
         </w:rPr>
-        <w:t xml:space="preserve">图 28　撤销练习导入后的回执</w:t>
+        <w:t xml:space="preserve">图 28　跳过两个文件后导入，回执写明跳过了哪些</w:t>
       </w:r>
     </w:p>
     <w:p>
@@ -7513,7 +7023,7 @@
         <w:keepNext/>
       </w:pPr>
       <w:r>
-        <w:t xml:space="preserve">步骤 18　使用说明与术语</w:t>
+        <w:t xml:space="preserve">步骤 17　撤销练习导入，收尾</w:t>
       </w:r>
     </w:p>
     <w:tbl>
@@ -7623,33 +7133,33 @@
               <w:pStyle w:val="ListParagraph"/>
               <w:numPr>
                 <w:ilvl w:val="0"/>
-                <w:numId w:val="20"/>
-              </w:numPr>
-              <w:spacing w:after="30" w:line="276"/>
-            </w:pPr>
-            <w:r>
-              <w:rPr>
-                <w:sz w:val="20"/>
-                <w:szCs w:val="20"/>
-              </w:rPr>
-              <w:t xml:space="preserve">左侧点“使用说明”</w:t>
-            </w:r>
-          </w:p>
-          <w:p>
-            <w:pPr>
-              <w:pStyle w:val="ListParagraph"/>
-              <w:numPr>
-                <w:ilvl w:val="0"/>
-                <w:numId w:val="20"/>
-              </w:numPr>
-              <w:spacing w:after="30" w:line="276"/>
-            </w:pPr>
-            <w:r>
-              <w:rPr>
-                <w:sz w:val="20"/>
-                <w:szCs w:val="20"/>
-              </w:rPr>
-              <w:t xml:space="preserve">右上角点“?”打开术语抽屉；页面上带虚线的词悬停也能看解释</w:t>
+                <w:numId w:val="19"/>
+              </w:numPr>
+              <w:spacing w:after="30" w:line="276"/>
+            </w:pPr>
+            <w:r>
+              <w:rPr>
+                <w:sz w:val="20"/>
+                <w:szCs w:val="20"/>
+              </w:rPr>
+              <w:t xml:space="preserve">“导入记录”里先打开步骤 16 那次导入到“练习”的回执，点“撤销这次导入”，写原因</w:t>
+            </w:r>
+          </w:p>
+          <w:p>
+            <w:pPr>
+              <w:pStyle w:val="ListParagraph"/>
+              <w:numPr>
+                <w:ilvl w:val="0"/>
+                <w:numId w:val="19"/>
+              </w:numPr>
+              <w:spacing w:after="30" w:line="276"/>
+            </w:pPr>
+            <w:r>
+              <w:rPr>
+                <w:sz w:val="20"/>
+                <w:szCs w:val="20"/>
+              </w:rPr>
+              <w:t xml:space="preserve">再打开第一次导入到“练习”的那条回执，同样撤销</w:t>
             </w:r>
           </w:p>
         </w:tc>
@@ -7683,7 +7193,98 @@
                 <w:sz w:val="20"/>
                 <w:szCs w:val="20"/>
               </w:rPr>
-              <w:t xml:space="preserve">“当前角色：医生（数据员）”：导入四步、导入后得到什么、问题怎么处理、更正与撤销、常见问题</w:t>
+              <w:t xml:space="preserve">第一次撤销（步骤 16 那次）提示“已撤销：这次导入没有改动病例库，病例都不变”（它的 13 次就诊与第一次导入相同）</w:t>
+            </w:r>
+          </w:p>
+          <w:p>
+            <w:pPr>
+              <w:pStyle w:val="ListParagraph"/>
+              <w:numPr>
+                <w:ilvl w:val="0"/>
+                <w:numId w:val="2"/>
+              </w:numPr>
+              <w:spacing w:after="30" w:line="276"/>
+            </w:pPr>
+            <w:r>
+              <w:rPr>
+                <w:sz w:val="20"/>
+                <w:szCs w:val="20"/>
+              </w:rPr>
+              <w:t xml:space="preserve">第二次撤销提示“已撤销：13 次就诊不再显示，0 次回到上一版，0 次别的导入里也有、保留”</w:t>
+            </w:r>
+          </w:p>
+          <w:p>
+            <w:pPr>
+              <w:pStyle w:val="ListParagraph"/>
+              <w:numPr>
+                <w:ilvl w:val="0"/>
+                <w:numId w:val="2"/>
+              </w:numPr>
+              <w:spacing w:after="30" w:line="276"/>
+            </w:pPr>
+            <w:r>
+              <w:rPr>
+                <w:sz w:val="20"/>
+                <w:szCs w:val="20"/>
+              </w:rPr>
+              <w:t xml:space="preserve">练习中心的病例清空</w:t>
+            </w:r>
+          </w:p>
+        </w:tc>
+      </w:tr>
+    </w:tbl>
+    <w:p>
+      <w:pPr>
+        <w:spacing w:after="100" w:line="120"/>
+      </w:pPr>
+    </w:p>
+    <w:tbl>
+      <w:tblPr>
+        <w:tblW w:type="dxa" w:w="9638"/>
+        <w:tblBorders>
+          <w:top w:val="single" w:color="auto" w:sz="4"/>
+          <w:left w:val="single" w:color="auto" w:sz="4"/>
+          <w:bottom w:val="single" w:color="auto" w:sz="4"/>
+          <w:right w:val="single" w:color="auto" w:sz="4"/>
+          <w:insideH w:val="single" w:color="auto" w:sz="4"/>
+          <w:insideV w:val="single" w:color="auto" w:sz="4"/>
+        </w:tblBorders>
+        <w:tblLayout w:type="fixed"/>
+      </w:tblPr>
+      <w:tblGrid>
+        <w:gridCol w:w="9638"/>
+      </w:tblGrid>
+      <w:tr>
+        <w:trPr>
+          <w:cantSplit/>
+        </w:trPr>
+        <w:tc>
+          <w:tcPr>
+            <w:tcW w:type="dxa" w:w="9638"/>
+            <w:tcBorders>
+              <w:top w:val="none" w:color="FFFFFF" w:sz="0"/>
+              <w:left w:val="single" w:color="2A78D6" w:sz="24"/>
+              <w:bottom w:val="none" w:color="FFFFFF" w:sz="0"/>
+              <w:right w:val="none" w:color="FFFFFF" w:sz="0"/>
+            </w:tcBorders>
+            <w:shd w:fill="EAF2FC" w:color="auto" w:val="clear"/>
+            <w:tcMar>
+              <w:top w:type="dxa" w:w="80"/>
+              <w:left w:type="dxa" w:w="120"/>
+              <w:bottom w:type="dxa" w:w="80"/>
+              <w:right w:type="dxa" w:w="120"/>
+            </w:tcMar>
+          </w:tcPr>
+          <w:p>
+            <w:pPr>
+              <w:spacing w:line="300"/>
+            </w:pPr>
+            <w:r>
+              <w:rPr>
+                <w:sz w:val="20"/>
+                <w:szCs w:val="20"/>
+              </w:rPr>
+              <w:t xml:space="preserve">撤销只去掉没有任何有效导入作依据的版本：只撤销第一次那条时，步骤 16 那次导入里也有这 13 次就诊，病例会保留（提示写“13 次别的导入里也有、保留”）。</w:t>
             </w:r>
           </w:p>
         </w:tc>
@@ -7703,9 +7304,9 @@
       <w:r>
         <w:drawing>
           <wp:inline distT="0" distB="0" distL="0" distR="0">
-            <wp:extent cx="6096000" cy="3810000"/>
+            <wp:extent cx="6096000" cy="3438525"/>
             <wp:effectExtent t="0" r="0" b="0" l="0"/>
-            <wp:docPr id="29" name="图 29　使用说明（医生版）" descr="图 29　使用说明（医生版）" title="图 29　使用说明（医生版）"/>
+            <wp:docPr id="29" name="图 29　撤销练习导入后的回执" descr="图 29　撤销练习导入后的回执" title="图 29　撤销练习导入后的回执"/>
             <wp:cNvGraphicFramePr>
               <a:graphicFrameLocks xmlns:a="http://schemas.openxmlformats.org/drawingml/2006/main" noChangeAspect="1"/>
             </wp:cNvGraphicFramePr>
@@ -7728,7 +7329,7 @@
                   <pic:spPr bwMode="auto">
                     <a:xfrm>
                       <a:off x="0" y="0"/>
-                      <a:ext cx="6096000" cy="3810000"/>
+                      <a:ext cx="6096000" cy="3438525"/>
                     </a:xfrm>
                     <a:prstGeom prst="rect">
                       <a:avLst/>
@@ -7752,8 +7353,195 @@
           <w:sz w:val="18"/>
           <w:szCs w:val="18"/>
         </w:rPr>
-        <w:t xml:space="preserve">图 29　使用说明（医生版）</w:t>
-      </w:r>
+        <w:t xml:space="preserve">图 29　撤销练习导入后的回执</w:t>
+      </w:r>
+    </w:p>
+    <w:p>
+      <w:pPr>
+        <w:pStyle w:val="Heading2"/>
+        <w:keepNext/>
+      </w:pPr>
+      <w:r>
+        <w:t xml:space="preserve">步骤 18　使用说明与术语</w:t>
+      </w:r>
+    </w:p>
+    <w:tbl>
+      <w:tblPr>
+        <w:tblW w:type="dxa" w:w="9638"/>
+        <w:tblBorders>
+          <w:top w:val="single" w:color="auto" w:sz="4"/>
+          <w:left w:val="single" w:color="auto" w:sz="4"/>
+          <w:bottom w:val="single" w:color="auto" w:sz="4"/>
+          <w:right w:val="single" w:color="auto" w:sz="4"/>
+          <w:insideH w:val="single" w:color="auto" w:sz="4"/>
+          <w:insideV w:val="single" w:color="auto" w:sz="4"/>
+        </w:tblBorders>
+        <w:tblLayout w:type="fixed"/>
+      </w:tblPr>
+      <w:tblGrid>
+        <w:gridCol w:w="4283"/>
+        <w:gridCol w:w="5355"/>
+      </w:tblGrid>
+      <w:tr>
+        <w:trPr>
+          <w:tblHeader/>
+        </w:trPr>
+        <w:tc>
+          <w:tcPr>
+            <w:tcW w:type="dxa" w:w="4283"/>
+            <w:tcBorders>
+              <w:top w:val="single" w:color="D9D8D1" w:sz="4"/>
+              <w:left w:val="single" w:color="D9D8D1" w:sz="4"/>
+              <w:bottom w:val="single" w:color="D9D8D1" w:sz="4"/>
+              <w:right w:val="single" w:color="D9D8D1" w:sz="4"/>
+            </w:tcBorders>
+            <w:shd w:fill="F0EFEC" w:color="auto" w:val="clear"/>
+            <w:tcMar>
+              <w:top w:type="dxa" w:w="80"/>
+              <w:left w:type="dxa" w:w="120"/>
+              <w:bottom w:type="dxa" w:w="80"/>
+              <w:right w:type="dxa" w:w="120"/>
+            </w:tcMar>
+          </w:tcPr>
+          <w:p>
+            <w:r>
+              <w:rPr>
+                <w:b/>
+                <w:bCs/>
+                <w:color w:val="52514E"/>
+                <w:sz w:val="19"/>
+                <w:szCs w:val="19"/>
+              </w:rPr>
+              <w:t xml:space="preserve">操作</w:t>
+            </w:r>
+          </w:p>
+        </w:tc>
+        <w:tc>
+          <w:tcPr>
+            <w:tcW w:type="dxa" w:w="5355"/>
+            <w:tcBorders>
+              <w:top w:val="single" w:color="D9D8D1" w:sz="4"/>
+              <w:left w:val="single" w:color="D9D8D1" w:sz="4"/>
+              <w:bottom w:val="single" w:color="D9D8D1" w:sz="4"/>
+              <w:right w:val="single" w:color="D9D8D1" w:sz="4"/>
+            </w:tcBorders>
+            <w:shd w:fill="F0EFEC" w:color="auto" w:val="clear"/>
+            <w:tcMar>
+              <w:top w:type="dxa" w:w="80"/>
+              <w:left w:type="dxa" w:w="120"/>
+              <w:bottom w:type="dxa" w:w="80"/>
+              <w:right w:type="dxa" w:w="120"/>
+            </w:tcMar>
+          </w:tcPr>
+          <w:p>
+            <w:r>
+              <w:rPr>
+                <w:b/>
+                <w:bCs/>
+                <w:color w:val="52514E"/>
+                <w:sz w:val="19"/>
+                <w:szCs w:val="19"/>
+              </w:rPr>
+              <w:t xml:space="preserve">应该看到</w:t>
+            </w:r>
+          </w:p>
+        </w:tc>
+      </w:tr>
+      <w:tr>
+        <w:trPr>
+          <w:cantSplit/>
+        </w:trPr>
+        <w:tc>
+          <w:tcPr>
+            <w:tcW w:type="dxa" w:w="4283"/>
+            <w:tcBorders>
+              <w:top w:val="single" w:color="D9D8D1" w:sz="4"/>
+              <w:left w:val="single" w:color="D9D8D1" w:sz="4"/>
+              <w:bottom w:val="single" w:color="D9D8D1" w:sz="4"/>
+              <w:right w:val="single" w:color="D9D8D1" w:sz="4"/>
+            </w:tcBorders>
+            <w:tcMar>
+              <w:top w:type="dxa" w:w="80"/>
+              <w:left w:type="dxa" w:w="120"/>
+              <w:bottom w:type="dxa" w:w="80"/>
+              <w:right w:type="dxa" w:w="120"/>
+            </w:tcMar>
+          </w:tcPr>
+          <w:p>
+            <w:pPr>
+              <w:pStyle w:val="ListParagraph"/>
+              <w:numPr>
+                <w:ilvl w:val="0"/>
+                <w:numId w:val="20"/>
+              </w:numPr>
+              <w:spacing w:after="30" w:line="276"/>
+            </w:pPr>
+            <w:r>
+              <w:rPr>
+                <w:sz w:val="20"/>
+                <w:szCs w:val="20"/>
+              </w:rPr>
+              <w:t xml:space="preserve">左侧点“使用说明”</w:t>
+            </w:r>
+          </w:p>
+          <w:p>
+            <w:pPr>
+              <w:pStyle w:val="ListParagraph"/>
+              <w:numPr>
+                <w:ilvl w:val="0"/>
+                <w:numId w:val="20"/>
+              </w:numPr>
+              <w:spacing w:after="30" w:line="276"/>
+            </w:pPr>
+            <w:r>
+              <w:rPr>
+                <w:sz w:val="20"/>
+                <w:szCs w:val="20"/>
+              </w:rPr>
+              <w:t xml:space="preserve">右上角点“?”打开术语抽屉；页面上带虚线的词悬停也能看解释</w:t>
+            </w:r>
+          </w:p>
+        </w:tc>
+        <w:tc>
+          <w:tcPr>
+            <w:tcW w:type="dxa" w:w="5355"/>
+            <w:tcBorders>
+              <w:top w:val="single" w:color="D9D8D1" w:sz="4"/>
+              <w:left w:val="single" w:color="D9D8D1" w:sz="4"/>
+              <w:bottom w:val="single" w:color="D9D8D1" w:sz="4"/>
+              <w:right w:val="single" w:color="D9D8D1" w:sz="4"/>
+            </w:tcBorders>
+            <w:tcMar>
+              <w:top w:type="dxa" w:w="80"/>
+              <w:left w:type="dxa" w:w="120"/>
+              <w:bottom w:type="dxa" w:w="80"/>
+              <w:right w:type="dxa" w:w="120"/>
+            </w:tcMar>
+          </w:tcPr>
+          <w:p>
+            <w:pPr>
+              <w:pStyle w:val="ListParagraph"/>
+              <w:numPr>
+                <w:ilvl w:val="0"/>
+                <w:numId w:val="2"/>
+              </w:numPr>
+              <w:spacing w:after="30" w:line="276"/>
+            </w:pPr>
+            <w:r>
+              <w:rPr>
+                <w:sz w:val="20"/>
+                <w:szCs w:val="20"/>
+              </w:rPr>
+              <w:t xml:space="preserve">“当前角色：医生（数据员）”：导入四步、导入后得到什么、问题怎么处理、更正与撤销、常见问题</w:t>
+            </w:r>
+          </w:p>
+        </w:tc>
+      </w:tr>
+    </w:tbl>
+    <w:p>
+      <w:pPr>
+        <w:spacing w:after="100" w:line="120"/>
+      </w:pPr>
     </w:p>
     <w:p>
       <w:pPr>
@@ -7766,7 +7554,7 @@
           <wp:inline distT="0" distB="0" distL="0" distR="0">
             <wp:extent cx="6096000" cy="3810000"/>
             <wp:effectExtent t="0" r="0" b="0" l="0"/>
-            <wp:docPr id="30" name="图 30　术语抽屉" descr="图 30　术语抽屉" title="图 30　术语抽屉"/>
+            <wp:docPr id="30" name="图 30　使用说明（医生版）" descr="图 30　使用说明（医生版）" title="图 30　使用说明（医生版）"/>
             <wp:cNvGraphicFramePr>
               <a:graphicFrameLocks xmlns:a="http://schemas.openxmlformats.org/drawingml/2006/main" noChangeAspect="1"/>
             </wp:cNvGraphicFramePr>
@@ -7813,79 +7601,69 @@
           <w:sz w:val="18"/>
           <w:szCs w:val="18"/>
         </w:rPr>
-        <w:t xml:space="preserve">图 30　术语抽屉</w:t>
-      </w:r>
-    </w:p>
-    <w:tbl>
-      <w:tblPr>
-        <w:tblW w:type="dxa" w:w="9638"/>
-        <w:tblBorders>
-          <w:top w:val="single" w:color="auto" w:sz="4"/>
-          <w:left w:val="single" w:color="auto" w:sz="4"/>
-          <w:bottom w:val="single" w:color="auto" w:sz="4"/>
-          <w:right w:val="single" w:color="auto" w:sz="4"/>
-          <w:insideH w:val="single" w:color="auto" w:sz="4"/>
-          <w:insideV w:val="single" w:color="auto" w:sz="4"/>
-        </w:tblBorders>
-        <w:tblLayout w:type="fixed"/>
-      </w:tblPr>
-      <w:tblGrid>
-        <w:gridCol w:w="9638"/>
-      </w:tblGrid>
-      <w:tr>
-        <w:trPr>
-          <w:cantSplit/>
-        </w:trPr>
-        <w:tc>
-          <w:tcPr>
-            <w:tcW w:type="dxa" w:w="9638"/>
-            <w:tcBorders>
-              <w:top w:val="none" w:color="FFFFFF" w:sz="0"/>
-              <w:left w:val="single" w:color="E0A100" w:sz="24"/>
-              <w:bottom w:val="none" w:color="FFFFFF" w:sz="0"/>
-              <w:right w:val="none" w:color="FFFFFF" w:sz="0"/>
-            </w:tcBorders>
-            <w:shd w:fill="FFF3D6" w:color="auto" w:val="clear"/>
-            <w:tcMar>
-              <w:top w:type="dxa" w:w="80"/>
-              <w:left w:type="dxa" w:w="120"/>
-              <w:bottom w:type="dxa" w:w="80"/>
-              <w:right w:type="dxa" w:w="120"/>
-            </w:tcMar>
-          </w:tcPr>
-          <w:p>
-            <w:pPr>
-              <w:spacing w:after="60"/>
-            </w:pPr>
-            <w:r>
-              <w:rPr>
-                <w:b/>
-                <w:bCs/>
-                <w:sz w:val="20"/>
-                <w:szCs w:val="20"/>
-              </w:rPr>
-              <w:t xml:space="preserve">已知问题（本次测试发现，修复前会遇到）</w:t>
-            </w:r>
-          </w:p>
-          <w:p>
-            <w:pPr>
-              <w:spacing w:line="300"/>
-            </w:pPr>
-            <w:r>
-              <w:rPr>
-                <w:sz w:val="20"/>
-                <w:szCs w:val="20"/>
-              </w:rPr>
-              <w:t xml:space="preserve">使用说明里还有“化名证据片段”“演示环境只含虚构数据”的旧说法（10-14 起系统内不化名）。</w:t>
-            </w:r>
-          </w:p>
-        </w:tc>
-      </w:tr>
-    </w:tbl>
-    <w:p>
-      <w:pPr>
-        <w:spacing w:after="100" w:line="120"/>
-      </w:pPr>
+        <w:t xml:space="preserve">图 30　使用说明（医生版）</w:t>
+      </w:r>
+    </w:p>
+    <w:p>
+      <w:pPr>
+        <w:keepNext/>
+        <w:spacing w:after="40" w:before="80"/>
+        <w:jc w:val="center"/>
+      </w:pPr>
+      <w:r>
+        <w:drawing>
+          <wp:inline distT="0" distB="0" distL="0" distR="0">
+            <wp:extent cx="6096000" cy="3810000"/>
+            <wp:effectExtent t="0" r="0" b="0" l="0"/>
+            <wp:docPr id="31" name="图 31　术语抽屉" descr="图 31　术语抽屉" title="图 31　术语抽屉"/>
+            <wp:cNvGraphicFramePr>
+              <a:graphicFrameLocks xmlns:a="http://schemas.openxmlformats.org/drawingml/2006/main" noChangeAspect="1"/>
+            </wp:cNvGraphicFramePr>
+            <a:graphic xmlns:a="http://schemas.openxmlformats.org/drawingml/2006/main">
+              <a:graphicData uri="http://schemas.openxmlformats.org/drawingml/2006/picture">
+                <pic:pic xmlns:pic="http://schemas.openxmlformats.org/drawingml/2006/picture">
+                  <pic:nvPicPr>
+                    <pic:cNvPr id="0" name="" descr=""/>
+                    <pic:cNvPicPr>
+                      <a:picLocks noChangeAspect="1" noChangeArrowheads="1"/>
+                    </pic:cNvPicPr>
+                  </pic:nvPicPr>
+                  <pic:blipFill>
+                    <a:blip r:embed="rId39" cstate="none"/>
+                    <a:srcRect/>
+                    <a:stretch>
+                      <a:fillRect/>
+                    </a:stretch>
+                  </pic:blipFill>
+                  <pic:spPr bwMode="auto">
+                    <a:xfrm>
+                      <a:off x="0" y="0"/>
+                      <a:ext cx="6096000" cy="3810000"/>
+                    </a:xfrm>
+                    <a:prstGeom prst="rect">
+                      <a:avLst/>
+                    </a:prstGeom>
+                  </pic:spPr>
+                </pic:pic>
+              </a:graphicData>
+            </a:graphic>
+          </wp:inline>
+        </w:drawing>
+      </w:r>
+    </w:p>
+    <w:p>
+      <w:pPr>
+        <w:spacing w:after="160"/>
+        <w:jc w:val="center"/>
+      </w:pPr>
+      <w:r>
+        <w:rPr>
+          <w:color w:val="898781"/>
+          <w:sz w:val="18"/>
+          <w:szCs w:val="18"/>
+        </w:rPr>
+        <w:t xml:space="preserve">图 31　术语抽屉</w:t>
+      </w:r>
     </w:p>
     <w:p>
       <w:pPr>
@@ -8531,7 +8309,7 @@
                 <w:sz w:val="19"/>
                 <w:szCs w:val="19"/>
               </w:rPr>
-              <w:t xml:space="preserve">新增 0 · 更新 0 · 不变 13</w:t>
+              <w:t xml:space="preserve">新增 0 · 更新 0 · 不变 13；第 ③ 步请确认 0、以前报过 2</w:t>
             </w:r>
           </w:p>
         </w:tc>
@@ -8594,7 +8372,7 @@
                 <w:sz w:val="19"/>
                 <w:szCs w:val="19"/>
               </w:rPr>
-              <w:t xml:space="preserve">新增 0 · 更新 1 · 不变 12</w:t>
+              <w:t xml:space="preserve">新增 0 · 更新 1 · 不变 12；体征改了 1 个值（体温 37.3 → 38.3 ℃）</w:t>
             </w:r>
           </w:p>
         </w:tc>
@@ -9890,7 +9668,7 @@
         <w:pageBreakBefore/>
       </w:pPr>
       <w:r>
-        <w:t xml:space="preserve">4　本次测试发现、与 GD 医生有关的问题</w:t>
+        <w:t xml:space="preserve">4　2026-10-16 测试发现的问题：已修复</w:t>
       </w:r>
     </w:p>
     <w:p>
@@ -9903,7 +9681,7 @@
         <w:spacing w:after="30" w:line="276"/>
       </w:pPr>
       <w:r>
-        <w:t xml:space="preserve">“我的中心”上次导入时间、病例“版本历史”“更正记录”的时间显示为 UTC（步骤 7、10）。</w:t>
+        <w:t xml:space="preserve">时间都是本地时间（#1）；登录页用户名为空（#2）；练习中心下拉不再重复“练习”（#3）。</w:t>
       </w:r>
     </w:p>
     <w:p>
@@ -9916,17 +9694,7 @@
         <w:spacing w:after="30" w:line="276"/>
       </w:pPr>
       <w:r>
-        <w:t xml:space="preserve">登录页用户名默认填 </w:t>
-      </w:r>
-      <w:r>
-        <w:rPr>
-          <w:rFonts w:ascii="Consolas" w:eastAsia="Microsoft YaHei" w:hAnsi="Consolas"/>
-          <w:shd w:fill="F0EFEC" w:color="auto" w:val="clear"/>
-        </w:rPr>
-        <w:t xml:space="preserve">admin</w:t>
-      </w:r>
-      <w:r>
-        <w:t xml:space="preserve">（步骤 1）。</w:t>
+        <w:t xml:space="preserve">更正对话框“也改时间”默认不勾，更正记录带单位（#5）；坏文件报“打不开”（#6）；认不出 / 打不开的文件可以跳过、其余继续（#7）。</w:t>
       </w:r>
     </w:p>
     <w:p>
@@ -9939,46 +9707,7 @@
         <w:spacing w:after="30" w:line="276"/>
       </w:pPr>
       <w:r>
-        <w:t xml:space="preserve">更正对话框“也改时间”默认勾上（步骤 10）。</w:t>
-      </w:r>
-    </w:p>
-    <w:p>
-      <w:pPr>
-        <w:pStyle w:val="ListParagraph"/>
-        <w:numPr>
-          <w:ilvl w:val="0"/>
-          <w:numId w:val="2"/>
-        </w:numPr>
-        <w:spacing w:after="30" w:line="276"/>
-      </w:pPr>
-      <w:r>
-        <w:t xml:space="preserve">一批里有认不出的文件时整批卡住；坏文件不提示“打不开”（步骤 16）。</w:t>
-      </w:r>
-    </w:p>
-    <w:p>
-      <w:pPr>
-        <w:pStyle w:val="ListParagraph"/>
-        <w:numPr>
-          <w:ilvl w:val="0"/>
-          <w:numId w:val="2"/>
-        </w:numPr>
-        <w:spacing w:after="30" w:line="276"/>
-      </w:pPr>
-      <w:r>
-        <w:t xml:space="preserve">病例库默认混着练习中心的病例（步骤 8）。</w:t>
-      </w:r>
-    </w:p>
-    <w:p>
-      <w:pPr>
-        <w:pStyle w:val="ListParagraph"/>
-        <w:numPr>
-          <w:ilvl w:val="0"/>
-          <w:numId w:val="2"/>
-        </w:numPr>
-        <w:spacing w:after="30" w:line="276"/>
-      </w:pPr>
-      <w:r>
-        <w:t xml:space="preserve">版本历史看不到改了哪个值；再导入时第 ③ 步与回执的问题计数口径不一（步骤 12、14）。</w:t>
+        <w:t xml:space="preserve">病例库、问题清单默认只看本中心（#12）；版本历史写出旧值 → 新值（#13）；再导入时第 ③ 步与回执同一口径（#14）。</w:t>
       </w:r>
     </w:p>
     <w:p>
@@ -9991,14 +9720,14 @@
         <w:spacing w:after="120" w:line="320"/>
       </w:pPr>
       <w:r>
-        <w:t xml:space="preserve">完整清单、原因和修改建议见 </w:t>
+        <w:t xml:space="preserve">修改内容和验证见 </w:t>
       </w:r>
       <w:r>
         <w:rPr>
           <w:rFonts w:ascii="Consolas" w:eastAsia="Microsoft YaHei" w:hAnsi="Consolas"/>
           <w:shd w:fill="F0EFEC" w:color="auto" w:val="clear"/>
         </w:rPr>
-        <w:t xml:space="preserve">docs/flucase/flucase全角色测试报告_20261016.md</w:t>
+        <w:t xml:space="preserve">docs/flucase/flucase测试问题修复报告_20261016.md</w:t>
       </w:r>
       <w:r>
         <w:t xml:space="preserve">。</w:t>

--- a/docs/flucase/flucase测试教程_GD医生_20261016.docx
+++ b/docs/flucase/flucase测试教程_GD医生_20261016.docx
@@ -371,7 +371,7 @@
                 <w:sz w:val="19"/>
                 <w:szCs w:val="19"/>
               </w:rPr>
-              <w:t xml:space="preserve">本机正式模式、虚构数据，flucase fix/t0-r4-20261016 470cae9</w:t>
+              <w:t xml:space="preserve">本机正式模式、虚构数据，flucase main 470cae9</w:t>
             </w:r>
           </w:p>
         </w:tc>
@@ -482,7 +482,7 @@
           <w:sz w:val="17"/>
           <w:szCs w:val="17"/>
         </w:rPr>
-        <w:t xml:space="preserve">截图来自 2026-10-16 测试问题修复后的本机正式模式测试（flucase fix/t0-r4-20261016 470cae9，FLUCASE_ENV=prod），病例、姓名、编号全部虚构，本文不含任何真实病例。真实数据测试时只回报计数、问题代码、页面现象和原表列名，不发病例内容，也不发带病例信息的截图。</w:t>
+        <w:t xml:space="preserve">截图来自 2026-10-16 测试问题修复后的本机正式模式测试（flucase main 470cae9，FLUCASE_ENV=prod），病例、姓名、编号全部虚构，本文不含任何真实病例。真实数据测试时只回报计数、问题代码、页面现象和原表列名，不发病例内容，也不发带病例信息的截图。</w:t>
       </w:r>
     </w:p>
     <w:p>
